--- a/site/docs/Hong_Jimin_BR-A_Resume.docx
+++ b/site/docs/Hong_Jimin_BR-A_Resume.docx
@@ -22,7 +22,7 @@
         </w:rPr>
         <w:t>지원 분야  정보보안 · 보안 엔지니어 신입</w:t>
         <w:br/>
-        <w:t>이메일  [지원용 이메일 주소]     GitHub  https://github.com/jennajiminkim</w:t>
+        <w:t>이메일  jenna127001@gmail.com     GitHub  https://github.com/jennajiminkim</w:t>
       </w:r>
     </w:p>
     <w:p>
